--- a/acts-sermons/docx/18_2027-02-14_사람보다하나님께순종하라_행5장12-32절.docx
+++ b/acts-sermons/docx/18_2027-02-14_사람보다하나님께순종하라_행5장12-32절.docx
@@ -343,33 +343,33 @@
           <w:sz w:val="24"/>
           <w:szCs w:val="24"/>
         </w:rPr>
-        <w:t xml:space="preserve">열왕기상 22장에는 미가야라는 선지자가 등장합니다. 이스라엘 왕 아합과 유다 왕 여호사밧이 길르앗 라못을 치러 가기 전에 선지자 사백 명가량을 불러 물었습니다. 그들은 한목소리로 올라가소서, 주께서 그 성읍을 왕의 손에 넘기시리이다 하고 말했습니다. 왕이 듣고 싶은 말이었습니다.</w:t>
-      </w:r>
-    </w:p>
-    <w:p>
-      <w:pPr>
-        <w:spacing w:after="160" w:line="360"/>
-      </w:pPr>
-      <w:r>
-        <w:rPr>
-          <w:rFonts w:ascii="맑은 고딕" w:cs="맑은 고딕" w:eastAsia="맑은 고딕" w:hAnsi="맑은 고딕"/>
-          <w:sz w:val="24"/>
-          <w:szCs w:val="24"/>
-        </w:rPr>
-        <w:t xml:space="preserve">그러나 여호사밧이 다른 여호와의 선지자는 없느냐고 묻자, 아합은 미가야가 있으나 그는 내게 대하여 길한 일은 예언하지 아니하고 흉한 일만 예언하므로 내가 그를 미워한다고 했습니다. 미가야를 데리러 간 사자는 다른 선지자들처럼 좋게 말하라고 권했습니다. 그러나 미가야는 대답했습니다. “여호와께서 내게 말씀하시는 것 곧 그것을 내가 말하리라”(왕상 22:14).</w:t>
-      </w:r>
-    </w:p>
-    <w:p>
-      <w:pPr>
-        <w:spacing w:after="160" w:line="360"/>
-      </w:pPr>
-      <w:r>
-        <w:rPr>
-          <w:rFonts w:ascii="맑은 고딕" w:cs="맑은 고딕" w:eastAsia="맑은 고딕" w:hAnsi="맑은 고딕"/>
-          <w:sz w:val="24"/>
-          <w:szCs w:val="24"/>
-        </w:rPr>
-        <w:t xml:space="preserve">미가야는 아합의 패배를 예언했고, 그 결과 뺨을 맞고 감옥에 갇혀 고생의 떡과 고생의 물을 먹게 되었습니다. 그러나 미가야의 말은 갇히지 않았습니다. 아합은 변장을 하고 전쟁에 나갔지만 무심코 쏜 화살에 맞아 죽었습니다. 사람은 선지자를 가둘 수 있었지만, 하나님의 말씀은 가두지 못했습니다.</w:t>
+        <w:t xml:space="preserve">역대하 24장에는 스가랴라는 제사장이 나옵니다. 그는 어린 요아스를 지켜 왕위에 세운 제사장 여호야다의 아들이었습니다. 여호야다가 살아 있는 동안 요아스는 여호와 보시기에 정직하게 행했습니다. 그러나 여호야다가 죽자 유다의 방백들이 왕에게 와서 절했고, 왕은 그들의 말을 들었습니다. 왕과 백성은 여호와의 전을 버리고 아세라 목상과 우상을 섬기기 시작했습니다.</w:t>
+      </w:r>
+    </w:p>
+    <w:p>
+      <w:pPr>
+        <w:spacing w:after="160" w:line="360"/>
+      </w:pPr>
+      <w:r>
+        <w:rPr>
+          <w:rFonts w:ascii="맑은 고딕" w:cs="맑은 고딕" w:eastAsia="맑은 고딕" w:hAnsi="맑은 고딕"/>
+          <w:sz w:val="24"/>
+          <w:szCs w:val="24"/>
+        </w:rPr>
+        <w:t xml:space="preserve">그때 하나님의 영이 스가랴에게 임하였습니다. 그는 백성 앞에 높이 서서 외쳤습니다. 너희가 어찌하여 여호와의 명령을 거역하여 스스로 형통하지 못하게 하느냐, 너희가 여호와를 버렸으므로 여호와께서도 너희를 버리셨느니라. 그러자 무리가 함께 꾀하고 왕의 명령을 따라 그를 여호와의 전 뜰 안에서 돌로 쳐 죽였습니다. 자기를 왕으로 세워 준 여호야다의 은혜를 잊고 그 아들을 죽인 것입니다. 스가랴는 죽어 가면서 말했습니다. “여호와는 감찰하시고 갚아 주옵소서”(대하 24:22).</w:t>
+      </w:r>
+    </w:p>
+    <w:p>
+      <w:pPr>
+        <w:spacing w:after="160" w:line="360"/>
+      </w:pPr>
+      <w:r>
+        <w:rPr>
+          <w:rFonts w:ascii="맑은 고딕" w:cs="맑은 고딕" w:eastAsia="맑은 고딕" w:hAnsi="맑은 고딕"/>
+          <w:sz w:val="24"/>
+          <w:szCs w:val="24"/>
+        </w:rPr>
+        <w:t xml:space="preserve">사람들은 돌로 선지자의 입을 막았습니다. 그러나 그가 전한 말씀은 막지 못했습니다. 일 년이 다 되어 갈 무렵 적은 수의 아람 군대가 올라와 유다의 큰 군대를 이겼고, 크게 부상한 요아스는 자기 신하들에게 침상에서 죽임을 당했습니다. 성경은 그 일이 제사장 여호야다의 아들들의 피 때문이었다고 기록합니다. 세상은 말씀을 전하는 사람을 가두고 심지어 죽일 수도 있습니다. 그러나 하나님의 말씀은 갇히지 않고 반드시 그대로 이루어집니다.</w:t>
       </w:r>
     </w:p>
     <w:p>
@@ -1211,7 +1211,7 @@
           <w:sz w:val="24"/>
           <w:szCs w:val="24"/>
         </w:rPr>
-        <w:t xml:space="preserve">오늘 우리는 “사람보다 하나님께 순종하라”는 말씀을 묵상했습니다. 첫째, 세상은 복음 전하는 사람을 가둘 수 있어도 생명의 말씀은 가두지 못합니다. 둘째, 사람의 명령과 하나님의 명령이 부딪칠 때 성도는 하나님께 순종합니다. 셋째, 순종의 근거는 임금과 구주로 높임받으신 그리스도와 성령의 증언입니다. 미가야는 갇혀도 말씀을 굽히지 않았고, 히브리 산파들은 바로보다 하나님을 두려워했으며, 세 친구는 풀무불 앞에서도 절하지 않았습니다.</w:t>
+        <w:t xml:space="preserve">오늘 우리는 “사람보다 하나님께 순종하라”는 말씀을 묵상했습니다. 첫째, 세상은 복음 전하는 사람을 가둘 수 있어도 생명의 말씀은 가두지 못합니다. 둘째, 사람의 명령과 하나님의 명령이 부딪칠 때 성도는 하나님께 순종합니다. 셋째, 순종의 근거는 임금과 구주로 높임받으신 그리스도와 성령의 증언입니다. 스가랴는 돌에 맞아 죽으면서도 말씀을 굽히지 않았고, 히브리 산파들은 바로보다 하나님을 두려워했으며, 세 친구는 풀무불 앞에서도 절하지 않았습니다.</w:t>
       </w:r>
     </w:p>
     <w:p>

--- a/acts-sermons/docx/18_2027-02-14_사람보다하나님께순종하라_행5장12-32절.docx
+++ b/acts-sermons/docx/18_2027-02-14_사람보다하나님께순종하라_행5장12-32절.docx
@@ -750,7 +750,7 @@
           <w:sz w:val="24"/>
           <w:szCs w:val="24"/>
         </w:rPr>
-        <w:t xml:space="preserve">리원량은 환자를 진료하다 감염되어 2020년 2월 초, 서른넷의 나이로 세상을 떠났습니다. 그의 죽음은 많은 사람에게 깊은 울림을 남겼습니다. 침묵하라는 압력 앞에서도 사실을 말하는 것, 생명을 지키는 의사의 양심을 따르는 것이 얼마나 귀하고 또 얼마나 큰 대가를 치르는 일인지 보여 주었기 때문입니다.</w:t>
+        <w:t xml:space="preserve">리원량은 환자를 진료하다 감염되어 2020년 2월 초, 서른셋의 나이로 세상을 떠났습니다. 그의 죽음은 많은 사람에게 깊은 울림을 남겼습니다. 침묵하라는 압력 앞에서도 사실을 말하는 것, 생명을 지키는 의사의 양심을 따르는 것이 얼마나 귀하고 또 얼마나 큰 대가를 치르는 일인지 보여 주었기 때문입니다.</w:t>
       </w:r>
     </w:p>
     <w:p>
@@ -1080,7 +1080,7 @@
           <w:sz w:val="24"/>
           <w:szCs w:val="24"/>
         </w:rPr>
-        <w:t xml:space="preserve">영국 간호의 개척자 플로렌스 나이팅게일은 부유한 상류층 가정에서 태어났습니다. 당시 상류층 여성이 간호 일을 하는 것은 상상하기 어려운 일이었습니다. 병원은 비위생적이었고 간호는 천한 일로 여겨졌습니다. 그러나 그녀는 열여섯 살 무렵이던 1837년, 하나님께서 자신을 불러 섬기게 하셨다는 깊은 확신을 일기에 기록했습니다.</w:t>
+        <w:t xml:space="preserve">영국 간호의 개척자 플로렌스 나이팅게일은 부유한 상류층 가정에서 태어났습니다. 당시 상류층 여성이 간호 일을 하는 것은 상상하기 어려운 일이었습니다. 병원은 비위생적이었고 간호는 천한 일로 여겨졌습니다. 그러나 그녀는 열여섯 살 무렵이던 1837년, 하나님께서 자신을 불러 섬기게 하셨다는 깊은 확신을 갖게 되었고, 훗날 그 경험을 개인 기록에 남겼습니다.</w:t>
       </w:r>
     </w:p>
     <w:p>
@@ -1157,7 +1157,7 @@
           <w:sz w:val="24"/>
           <w:szCs w:val="24"/>
         </w:rPr>
-        <w:t xml:space="preserve">오늘 여러분 삶의 어느 영역에서 아직 예수님이 왕이 아니십니까? 돈입니까, 시간입니까, 관계입니까, 말입니까? 그 영역을 왕께 내어드리십시오. 순종이 어렵다고 느껴질 때, 혼자 힘으로 하려고 하지 마십시오. 하나님은 순종하는 자에게 성령을 주셔서 순종할 힘을 공급하십니다. 그리고 순종하다가 넘어졌다면, 회개와 죄 사함을 주시는 구주께로 다시 돌아오십시오. 왕이신 주님은 동시에 우리를 용서하시는 구주이십니다.</w:t>
+        <w:t xml:space="preserve">오늘 여러분 삶의 어느 영역에서 아직 예수님이 왕이 아니십니까? 돈입니까, 시간입니까, 관계입니까, 말입니까? 그 영역을 왕께 내어드리십시오. 순종이 어렵다고 느껴질 때, 혼자 힘으로 하려고 하지 마십시오. 하나님은 그리스도를 믿는 모든 자에게 주신 성령으로 순종할 힘을 공급하십니다. 그리고 순종하다가 넘어졌다면, 회개와 죄 사함을 주시는 구주께로 다시 돌아오십시오. 왕이신 주님은 동시에 우리를 용서하시는 구주이십니다.</w:t>
       </w:r>
     </w:p>
     <w:p>
@@ -1324,7 +1324,7 @@
           <w:sz w:val="24"/>
           <w:szCs w:val="24"/>
         </w:rPr>
-        <w:t xml:space="preserve">주님, 저희에게 권세를 존중하는 겸손과 함께, 하나님의 말씀 앞에서 흔들리지 않는 믿음을 주옵소서. 순종하는 자에게 주시는 성령으로 저희를 붙들어 주셔서, 일터와 가정과 학교에서 생명의 말씀을 담대히 증언하게 하옵소서. 예수 그리스도의 이름으로 기도드립니다. 아멘.</w:t>
+        <w:t xml:space="preserve">주님, 저희에게 권세를 존중하는 겸손과 함께, 하나님의 말씀 앞에서 흔들리지 않는 믿음을 주옵소서. 믿는 자에게 주신 성령으로 저희를 붙들어 주셔서, 일터와 가정과 학교에서 생명의 말씀을 담대히 증언하게 하옵소서. 예수 그리스도의 이름으로 기도드립니다. 아멘.</w:t>
       </w:r>
     </w:p>
     <w:sectPr>
